--- a/reporte/Reporte_Tecnico_Prototipo_CGR_1.8.2.docx
+++ b/reporte/Reporte_Tecnico_Prototipo_CGR_1.8.2.docx
@@ -262,11 +262,11 @@
         <w:spacing w:lineRule="exact" w:line="240" w:before="240" w:after="120"/>
         <w:rPr/>
       </w:pPr>
-      <w:bookmarkStart w:id="0" w:name="__RefHeading___Toc791_2401388243"/>
+      <w:bookmarkStart w:id="0" w:name="__RefHeading___Toc791_1895474408"/>
       <w:bookmarkEnd w:id="0"/>
       <w:r>
         <w:rPr>
-          <w:rFonts w:eastAsia="Arial" w:cs="Arial" w:ascii="Arial" w:hAnsi="Arial"/>
+          <w:rFonts w:eastAsia="Arial" w:cs="Arial"/>
           <w:b/>
           <w:bCs/>
           <w:color w:val="000000"/>
@@ -369,7 +369,7 @@
             </w:rPr>
             <w:fldChar w:fldCharType="separate"/>
           </w:r>
-          <w:hyperlink w:anchor="__RefHeading___Toc791_2401388243">
+          <w:hyperlink w:anchor="__RefHeading___Toc791_1895474408">
             <w:r>
               <w:rPr>
                 <w:rStyle w:val="IndexLink"/>
@@ -389,7 +389,7 @@
             </w:tabs>
             <w:rPr/>
           </w:pPr>
-          <w:hyperlink w:anchor="__RefHeading___Toc793_2401388243">
+          <w:hyperlink w:anchor="__RefHeading___Toc793_1895474408">
             <w:r>
               <w:rPr>
                 <w:rStyle w:val="IndexLink"/>
@@ -409,14 +409,14 @@
             </w:tabs>
             <w:rPr/>
           </w:pPr>
-          <w:hyperlink w:anchor="__RefHeading___Toc795_2401388243">
+          <w:hyperlink w:anchor="__RefHeading___Toc795_1895474408">
             <w:r>
               <w:rPr>
                 <w:rStyle w:val="IndexLink"/>
               </w:rPr>
               <w:t>Índice de Gráficos</w:t>
               <w:tab/>
-              <w:t>3</w:t>
+              <w:t>2</w:t>
             </w:r>
           </w:hyperlink>
         </w:p>
@@ -429,7 +429,7 @@
             </w:tabs>
             <w:rPr/>
           </w:pPr>
-          <w:hyperlink w:anchor="__RefHeading___Toc797_2401388243">
+          <w:hyperlink w:anchor="__RefHeading___Toc797_1895474408">
             <w:r>
               <w:rPr>
                 <w:rStyle w:val="IndexLink"/>
@@ -449,7 +449,7 @@
             </w:tabs>
             <w:rPr/>
           </w:pPr>
-          <w:hyperlink w:anchor="__RefHeading___Toc799_2401388243">
+          <w:hyperlink w:anchor="__RefHeading___Toc799_1895474408">
             <w:r>
               <w:rPr>
                 <w:rStyle w:val="IndexLink"/>
@@ -469,7 +469,7 @@
             </w:tabs>
             <w:rPr/>
           </w:pPr>
-          <w:hyperlink w:anchor="__RefHeading___Toc801_2401388243">
+          <w:hyperlink w:anchor="__RefHeading___Toc801_1895474408">
             <w:r>
               <w:rPr>
                 <w:rStyle w:val="IndexLink"/>
@@ -489,7 +489,7 @@
             </w:tabs>
             <w:rPr/>
           </w:pPr>
-          <w:hyperlink w:anchor="__RefHeading___Toc803_2401388243">
+          <w:hyperlink w:anchor="__RefHeading___Toc803_1895474408">
             <w:r>
               <w:rPr>
                 <w:rStyle w:val="IndexLink"/>
@@ -509,7 +509,7 @@
             </w:tabs>
             <w:rPr/>
           </w:pPr>
-          <w:hyperlink w:anchor="__RefHeading___Toc805_2401388243">
+          <w:hyperlink w:anchor="__RefHeading___Toc805_1895474408">
             <w:r>
               <w:rPr>
                 <w:rStyle w:val="IndexLink"/>
@@ -529,7 +529,7 @@
             </w:tabs>
             <w:rPr/>
           </w:pPr>
-          <w:hyperlink w:anchor="__RefHeading___Toc807_2401388243">
+          <w:hyperlink w:anchor="__RefHeading___Toc807_1895474408">
             <w:r>
               <w:rPr>
                 <w:rStyle w:val="IndexLink"/>
@@ -549,7 +549,7 @@
             </w:tabs>
             <w:rPr/>
           </w:pPr>
-          <w:hyperlink w:anchor="__RefHeading___Toc809_2401388243">
+          <w:hyperlink w:anchor="__RefHeading___Toc809_1895474408">
             <w:r>
               <w:rPr>
                 <w:rStyle w:val="IndexLink"/>
@@ -569,7 +569,7 @@
             </w:tabs>
             <w:rPr/>
           </w:pPr>
-          <w:hyperlink w:anchor="__RefHeading___Toc811_2401388243">
+          <w:hyperlink w:anchor="__RefHeading___Toc811_1895474408">
             <w:r>
               <w:rPr>
                 <w:rStyle w:val="IndexLink"/>
@@ -589,7 +589,7 @@
             </w:tabs>
             <w:rPr/>
           </w:pPr>
-          <w:hyperlink w:anchor="__RefHeading___Toc813_2401388243">
+          <w:hyperlink w:anchor="__RefHeading___Toc813_1895474408">
             <w:r>
               <w:rPr>
                 <w:rStyle w:val="IndexLink"/>
@@ -609,7 +609,7 @@
             </w:tabs>
             <w:rPr/>
           </w:pPr>
-          <w:hyperlink w:anchor="__RefHeading___Toc815_2401388243">
+          <w:hyperlink w:anchor="__RefHeading___Toc815_1895474408">
             <w:r>
               <w:rPr>
                 <w:rStyle w:val="IndexLink"/>
@@ -629,7 +629,7 @@
             </w:tabs>
             <w:rPr/>
           </w:pPr>
-          <w:hyperlink w:anchor="__RefHeading___Toc817_2401388243">
+          <w:hyperlink w:anchor="__RefHeading___Toc817_1895474408">
             <w:r>
               <w:rPr>
                 <w:rStyle w:val="IndexLink"/>
@@ -649,7 +649,7 @@
             </w:tabs>
             <w:rPr/>
           </w:pPr>
-          <w:hyperlink w:anchor="__RefHeading___Toc819_2401388243">
+          <w:hyperlink w:anchor="__RefHeading___Toc819_1895474408">
             <w:r>
               <w:rPr>
                 <w:rStyle w:val="IndexLink"/>
@@ -669,7 +669,7 @@
             </w:tabs>
             <w:rPr/>
           </w:pPr>
-          <w:hyperlink w:anchor="__RefHeading___Toc821_2401388243">
+          <w:hyperlink w:anchor="__RefHeading___Toc821_1895474408">
             <w:r>
               <w:rPr>
                 <w:rStyle w:val="IndexLink"/>
@@ -689,7 +689,7 @@
             </w:tabs>
             <w:rPr/>
           </w:pPr>
-          <w:hyperlink w:anchor="__RefHeading___Toc823_2401388243">
+          <w:hyperlink w:anchor="__RefHeading___Toc823_1895474408">
             <w:r>
               <w:rPr>
                 <w:rStyle w:val="IndexLink"/>
@@ -709,7 +709,7 @@
             </w:tabs>
             <w:rPr/>
           </w:pPr>
-          <w:hyperlink w:anchor="__RefHeading___Toc825_2401388243">
+          <w:hyperlink w:anchor="__RefHeading___Toc825_1895474408">
             <w:r>
               <w:rPr>
                 <w:rStyle w:val="IndexLink"/>
@@ -729,7 +729,7 @@
             </w:tabs>
             <w:rPr/>
           </w:pPr>
-          <w:hyperlink w:anchor="__RefHeading___Toc827_2401388243">
+          <w:hyperlink w:anchor="__RefHeading___Toc827_1895474408">
             <w:r>
               <w:rPr>
                 <w:rStyle w:val="IndexLink"/>
@@ -749,7 +749,7 @@
             </w:tabs>
             <w:rPr/>
           </w:pPr>
-          <w:hyperlink w:anchor="__RefHeading___Toc829_2401388243">
+          <w:hyperlink w:anchor="__RefHeading___Toc829_1895474408">
             <w:r>
               <w:rPr>
                 <w:rStyle w:val="IndexLink"/>
@@ -769,7 +769,7 @@
             </w:tabs>
             <w:rPr/>
           </w:pPr>
-          <w:hyperlink w:anchor="__RefHeading___Toc831_2401388243">
+          <w:hyperlink w:anchor="__RefHeading___Toc831_1895474408">
             <w:r>
               <w:rPr>
                 <w:rStyle w:val="IndexLink"/>
@@ -789,7 +789,7 @@
             </w:tabs>
             <w:rPr/>
           </w:pPr>
-          <w:hyperlink w:anchor="__RefHeading___Toc833_2401388243">
+          <w:hyperlink w:anchor="__RefHeading___Toc833_1895474408">
             <w:r>
               <w:rPr>
                 <w:rStyle w:val="IndexLink"/>
@@ -809,7 +809,7 @@
             </w:tabs>
             <w:rPr/>
           </w:pPr>
-          <w:hyperlink w:anchor="__RefHeading___Toc835_2401388243">
+          <w:hyperlink w:anchor="__RefHeading___Toc835_1895474408">
             <w:r>
               <w:rPr>
                 <w:rStyle w:val="IndexLink"/>
@@ -829,14 +829,14 @@
             </w:tabs>
             <w:rPr/>
           </w:pPr>
-          <w:hyperlink w:anchor="__RefHeading___Toc837_2401388243">
+          <w:hyperlink w:anchor="__RefHeading___Toc837_1895474408">
             <w:r>
               <w:rPr>
                 <w:rStyle w:val="IndexLink"/>
               </w:rPr>
               <w:t>Distribución de pagos</w:t>
               <w:tab/>
-              <w:t>11</w:t>
+              <w:t>10</w:t>
             </w:r>
           </w:hyperlink>
         </w:p>
@@ -849,7 +849,7 @@
             </w:tabs>
             <w:rPr/>
           </w:pPr>
-          <w:hyperlink w:anchor="__RefHeading___Toc839_2401388243">
+          <w:hyperlink w:anchor="__RefHeading___Toc839_1895474408">
             <w:r>
               <w:rPr>
                 <w:rStyle w:val="IndexLink"/>
@@ -869,7 +869,7 @@
             </w:tabs>
             <w:rPr/>
           </w:pPr>
-          <w:hyperlink w:anchor="__RefHeading___Toc841_2401388243">
+          <w:hyperlink w:anchor="__RefHeading___Toc841_1895474408">
             <w:r>
               <w:rPr>
                 <w:rStyle w:val="IndexLink"/>
@@ -889,14 +889,14 @@
             </w:tabs>
             <w:rPr/>
           </w:pPr>
-          <w:hyperlink w:anchor="__RefHeading___Toc843_2401388243">
+          <w:hyperlink w:anchor="__RefHeading___Toc843_1895474408">
             <w:r>
               <w:rPr>
                 <w:rStyle w:val="IndexLink"/>
               </w:rPr>
               <w:t>Limitación institucional</w:t>
               <w:tab/>
-              <w:t>12</w:t>
+              <w:t>11</w:t>
             </w:r>
           </w:hyperlink>
         </w:p>
@@ -909,7 +909,7 @@
             </w:tabs>
             <w:rPr/>
           </w:pPr>
-          <w:hyperlink w:anchor="__RefHeading___Toc845_2401388243">
+          <w:hyperlink w:anchor="__RefHeading___Toc845_1895474408">
             <w:r>
               <w:rPr>
                 <w:rStyle w:val="IndexLink"/>
@@ -949,11 +949,11 @@
         <w:spacing w:lineRule="exact" w:line="240" w:before="240" w:after="120"/>
         <w:rPr/>
       </w:pPr>
-      <w:bookmarkStart w:id="1" w:name="__RefHeading___Toc793_2401388243"/>
+      <w:bookmarkStart w:id="1" w:name="__RefHeading___Toc793_1895474408"/>
       <w:bookmarkEnd w:id="1"/>
       <w:r>
         <w:rPr>
-          <w:rFonts w:eastAsia="Arial" w:cs="Arial" w:ascii="Arial" w:hAnsi="Arial"/>
+          <w:rFonts w:eastAsia="Arial" w:cs="Arial"/>
           <w:b/>
           <w:bCs/>
           <w:color w:val="000000"/>
@@ -1095,11 +1095,11 @@
         <w:spacing w:lineRule="exact" w:line="240" w:before="240" w:after="120"/>
         <w:rPr/>
       </w:pPr>
-      <w:bookmarkStart w:id="2" w:name="__RefHeading___Toc795_2401388243"/>
+      <w:bookmarkStart w:id="2" w:name="__RefHeading___Toc795_1895474408"/>
       <w:bookmarkEnd w:id="2"/>
       <w:r>
         <w:rPr>
-          <w:rFonts w:eastAsia="Arial" w:cs="Arial" w:ascii="Arial" w:hAnsi="Arial"/>
+          <w:rFonts w:eastAsia="Arial" w:cs="Arial"/>
           <w:b/>
           <w:bCs/>
           <w:color w:val="000000"/>
@@ -1187,11 +1187,11 @@
         <w:spacing w:lineRule="exact" w:line="240" w:before="240" w:after="120"/>
         <w:rPr/>
       </w:pPr>
-      <w:bookmarkStart w:id="3" w:name="__RefHeading___Toc797_2401388243"/>
+      <w:bookmarkStart w:id="3" w:name="__RefHeading___Toc797_1895474408"/>
       <w:bookmarkEnd w:id="3"/>
       <w:r>
         <w:rPr>
-          <w:rFonts w:eastAsia="Arial" w:cs="Arial" w:ascii="Arial" w:hAnsi="Arial"/>
+          <w:rFonts w:eastAsia="Arial" w:cs="Arial"/>
           <w:b/>
           <w:bCs/>
           <w:color w:val="000000"/>
@@ -2501,11 +2501,11 @@
         <w:spacing w:lineRule="exact" w:line="240" w:before="240" w:after="120"/>
         <w:rPr/>
       </w:pPr>
-      <w:bookmarkStart w:id="4" w:name="__RefHeading___Toc799_2401388243"/>
+      <w:bookmarkStart w:id="4" w:name="__RefHeading___Toc799_1895474408"/>
       <w:bookmarkEnd w:id="4"/>
       <w:r>
         <w:rPr>
-          <w:rFonts w:eastAsia="Arial" w:cs="Arial" w:ascii="Arial" w:hAnsi="Arial"/>
+          <w:rFonts w:eastAsia="Arial" w:cs="Arial"/>
           <w:b/>
           <w:bCs/>
           <w:color w:val="000000"/>
@@ -3078,11 +3078,11 @@
         <w:spacing w:lineRule="exact" w:line="240" w:before="240" w:after="120"/>
         <w:rPr/>
       </w:pPr>
-      <w:bookmarkStart w:id="5" w:name="__RefHeading___Toc801_2401388243"/>
+      <w:bookmarkStart w:id="5" w:name="__RefHeading___Toc801_1895474408"/>
       <w:bookmarkEnd w:id="5"/>
       <w:r>
         <w:rPr>
-          <w:rFonts w:eastAsia="Arial" w:cs="Arial" w:ascii="Arial" w:hAnsi="Arial"/>
+          <w:rFonts w:eastAsia="Arial" w:cs="Arial"/>
           <w:b/>
           <w:bCs/>
           <w:color w:val="000000"/>
@@ -3134,11 +3134,11 @@
         <w:spacing w:lineRule="exact" w:line="240" w:before="240" w:after="120"/>
         <w:rPr/>
       </w:pPr>
-      <w:bookmarkStart w:id="6" w:name="__RefHeading___Toc803_2401388243"/>
+      <w:bookmarkStart w:id="6" w:name="__RefHeading___Toc803_1895474408"/>
       <w:bookmarkEnd w:id="6"/>
       <w:r>
         <w:rPr>
-          <w:rFonts w:eastAsia="Arial" w:cs="Arial" w:ascii="Arial" w:hAnsi="Arial"/>
+          <w:rFonts w:eastAsia="Arial" w:cs="Arial"/>
           <w:b/>
           <w:bCs/>
           <w:color w:val="000000"/>
@@ -3172,11 +3172,11 @@
         <w:spacing w:lineRule="exact" w:line="240" w:before="240" w:after="120"/>
         <w:rPr/>
       </w:pPr>
-      <w:bookmarkStart w:id="7" w:name="__RefHeading___Toc805_2401388243"/>
+      <w:bookmarkStart w:id="7" w:name="__RefHeading___Toc805_1895474408"/>
       <w:bookmarkEnd w:id="7"/>
       <w:r>
         <w:rPr>
-          <w:rFonts w:eastAsia="Arial" w:cs="Arial" w:ascii="Arial" w:hAnsi="Arial"/>
+          <w:rFonts w:eastAsia="Arial" w:cs="Arial"/>
           <w:b/>
           <w:bCs/>
           <w:color w:val="000000"/>
@@ -3192,11 +3192,11 @@
         <w:spacing w:lineRule="exact" w:line="240" w:before="180" w:after="80"/>
         <w:rPr/>
       </w:pPr>
-      <w:bookmarkStart w:id="8" w:name="__RefHeading___Toc807_2401388243"/>
+      <w:bookmarkStart w:id="8" w:name="__RefHeading___Toc807_1895474408"/>
       <w:bookmarkEnd w:id="8"/>
       <w:r>
         <w:rPr>
-          <w:rFonts w:eastAsia="Arial" w:cs="Arial" w:ascii="Arial" w:hAnsi="Arial"/>
+          <w:rFonts w:eastAsia="Arial" w:cs="Arial"/>
           <w:b/>
           <w:bCs/>
           <w:color w:val="000000"/>
@@ -3963,11 +3963,11 @@
         <w:spacing w:lineRule="exact" w:line="240" w:before="180" w:after="80"/>
         <w:rPr/>
       </w:pPr>
-      <w:bookmarkStart w:id="9" w:name="__RefHeading___Toc809_2401388243"/>
+      <w:bookmarkStart w:id="9" w:name="__RefHeading___Toc809_1895474408"/>
       <w:bookmarkEnd w:id="9"/>
       <w:r>
         <w:rPr>
-          <w:rFonts w:eastAsia="Arial" w:cs="Arial" w:ascii="Arial" w:hAnsi="Arial"/>
+          <w:rFonts w:eastAsia="Arial" w:cs="Arial"/>
           <w:b/>
           <w:bCs/>
           <w:color w:val="000000"/>
@@ -4101,11 +4101,11 @@
         <w:spacing w:lineRule="exact" w:line="240" w:before="180" w:after="80"/>
         <w:rPr/>
       </w:pPr>
-      <w:bookmarkStart w:id="10" w:name="__RefHeading___Toc811_2401388243"/>
+      <w:bookmarkStart w:id="10" w:name="__RefHeading___Toc811_1895474408"/>
       <w:bookmarkEnd w:id="10"/>
       <w:r>
         <w:rPr>
-          <w:rFonts w:eastAsia="Arial" w:cs="Arial" w:ascii="Arial" w:hAnsi="Arial"/>
+          <w:rFonts w:eastAsia="Arial" w:cs="Arial"/>
           <w:b/>
           <w:bCs/>
           <w:color w:val="000000"/>
@@ -4969,11 +4969,11 @@
         <w:spacing w:lineRule="exact" w:line="240" w:before="180" w:after="80"/>
         <w:rPr/>
       </w:pPr>
-      <w:bookmarkStart w:id="11" w:name="__RefHeading___Toc813_2401388243"/>
+      <w:bookmarkStart w:id="11" w:name="__RefHeading___Toc813_1895474408"/>
       <w:bookmarkEnd w:id="11"/>
       <w:r>
         <w:rPr>
-          <w:rFonts w:eastAsia="Arial" w:cs="Arial" w:ascii="Arial" w:hAnsi="Arial"/>
+          <w:rFonts w:eastAsia="Arial" w:cs="Arial"/>
           <w:b/>
           <w:bCs/>
           <w:color w:val="000000"/>
@@ -5475,7 +5475,7 @@
                 <w:sz w:val="22"/>
                 <w:szCs w:val="22"/>
               </w:rPr>
-              <w:t>0.783</w:t>
+              <w:t>0.751</w:t>
             </w:r>
           </w:p>
         </w:tc>
@@ -5537,7 +5537,7 @@
                 <w:sz w:val="22"/>
                 <w:szCs w:val="22"/>
               </w:rPr>
-              <w:t>55.0%</w:t>
+              <w:t>55.3%</w:t>
             </w:r>
           </w:p>
         </w:tc>
@@ -5568,7 +5568,7 @@
                 <w:sz w:val="22"/>
                 <w:szCs w:val="22"/>
               </w:rPr>
-              <w:t>100.0%</w:t>
+              <w:t>95.5%</w:t>
             </w:r>
           </w:p>
         </w:tc>
@@ -5599,7 +5599,7 @@
                 <w:sz w:val="22"/>
                 <w:szCs w:val="22"/>
               </w:rPr>
-              <w:t>0.710</w:t>
+              <w:t>0.700</w:t>
             </w:r>
           </w:p>
         </w:tc>
@@ -6441,11 +6441,11 @@
         <w:spacing w:lineRule="exact" w:line="240" w:before="180" w:after="80"/>
         <w:rPr/>
       </w:pPr>
-      <w:bookmarkStart w:id="12" w:name="__RefHeading___Toc815_2401388243"/>
+      <w:bookmarkStart w:id="12" w:name="__RefHeading___Toc815_1895474408"/>
       <w:bookmarkEnd w:id="12"/>
       <w:r>
         <w:rPr>
-          <w:rFonts w:eastAsia="Arial" w:cs="Arial" w:ascii="Arial" w:hAnsi="Arial"/>
+          <w:rFonts w:eastAsia="Arial" w:cs="Arial"/>
           <w:b/>
           <w:bCs/>
           <w:color w:val="000000"/>
@@ -6497,11 +6497,11 @@
         <w:spacing w:lineRule="exact" w:line="240" w:before="180" w:after="80"/>
         <w:rPr/>
       </w:pPr>
-      <w:bookmarkStart w:id="13" w:name="__RefHeading___Toc817_2401388243"/>
+      <w:bookmarkStart w:id="13" w:name="__RefHeading___Toc817_1895474408"/>
       <w:bookmarkEnd w:id="13"/>
       <w:r>
         <w:rPr>
-          <w:rFonts w:eastAsia="Arial" w:cs="Arial" w:ascii="Arial" w:hAnsi="Arial"/>
+          <w:rFonts w:eastAsia="Arial" w:cs="Arial"/>
           <w:b/>
           <w:bCs/>
           <w:color w:val="000000"/>
@@ -6615,11 +6615,11 @@
         <w:spacing w:lineRule="exact" w:line="240" w:before="180" w:after="80"/>
         <w:rPr/>
       </w:pPr>
-      <w:bookmarkStart w:id="14" w:name="__RefHeading___Toc819_2401388243"/>
+      <w:bookmarkStart w:id="14" w:name="__RefHeading___Toc819_1895474408"/>
       <w:bookmarkEnd w:id="14"/>
       <w:r>
         <w:rPr>
-          <w:rFonts w:eastAsia="Arial" w:cs="Arial" w:ascii="Arial" w:hAnsi="Arial"/>
+          <w:rFonts w:eastAsia="Arial" w:cs="Arial"/>
           <w:b/>
           <w:bCs/>
           <w:color w:val="000000"/>
@@ -7297,11 +7297,11 @@
         <w:spacing w:lineRule="exact" w:line="240" w:before="180" w:after="80"/>
         <w:rPr/>
       </w:pPr>
-      <w:bookmarkStart w:id="15" w:name="__RefHeading___Toc821_2401388243"/>
+      <w:bookmarkStart w:id="15" w:name="__RefHeading___Toc821_1895474408"/>
       <w:bookmarkEnd w:id="15"/>
       <w:r>
         <w:rPr>
-          <w:rFonts w:eastAsia="Arial" w:cs="Arial" w:ascii="Arial" w:hAnsi="Arial"/>
+          <w:rFonts w:eastAsia="Arial" w:cs="Arial"/>
           <w:b/>
           <w:bCs/>
           <w:color w:val="000000"/>
@@ -7442,11 +7442,11 @@
         <w:spacing w:lineRule="exact" w:line="240" w:before="180" w:after="80"/>
         <w:rPr/>
       </w:pPr>
-      <w:bookmarkStart w:id="16" w:name="__RefHeading___Toc823_2401388243"/>
+      <w:bookmarkStart w:id="16" w:name="__RefHeading___Toc823_1895474408"/>
       <w:bookmarkEnd w:id="16"/>
       <w:r>
         <w:rPr>
-          <w:rFonts w:eastAsia="Arial" w:cs="Arial" w:ascii="Arial" w:hAnsi="Arial"/>
+          <w:rFonts w:eastAsia="Arial" w:cs="Arial"/>
           <w:b/>
           <w:bCs/>
           <w:color w:val="000000"/>
@@ -8008,11 +8008,11 @@
         <w:spacing w:lineRule="exact" w:line="240" w:before="180" w:after="80"/>
         <w:rPr/>
       </w:pPr>
-      <w:bookmarkStart w:id="17" w:name="__RefHeading___Toc825_2401388243"/>
+      <w:bookmarkStart w:id="17" w:name="__RefHeading___Toc825_1895474408"/>
       <w:bookmarkEnd w:id="17"/>
       <w:r>
         <w:rPr>
-          <w:rFonts w:eastAsia="Arial" w:cs="Arial" w:ascii="Arial" w:hAnsi="Arial"/>
+          <w:rFonts w:eastAsia="Arial" w:cs="Arial"/>
           <w:b/>
           <w:bCs/>
           <w:color w:val="000000"/>
@@ -8128,11 +8128,11 @@
         <w:spacing w:lineRule="exact" w:line="240" w:before="180" w:after="80"/>
         <w:rPr/>
       </w:pPr>
-      <w:bookmarkStart w:id="18" w:name="__RefHeading___Toc827_2401388243"/>
+      <w:bookmarkStart w:id="18" w:name="__RefHeading___Toc827_1895474408"/>
       <w:bookmarkEnd w:id="18"/>
       <w:r>
         <w:rPr>
-          <w:rFonts w:eastAsia="Arial" w:cs="Arial" w:ascii="Arial" w:hAnsi="Arial"/>
+          <w:rFonts w:eastAsia="Arial" w:cs="Arial"/>
           <w:b/>
           <w:bCs/>
           <w:color w:val="000000"/>
@@ -8944,11 +8944,11 @@
         <w:spacing w:lineRule="exact" w:line="240" w:before="240" w:after="120"/>
         <w:rPr/>
       </w:pPr>
-      <w:bookmarkStart w:id="19" w:name="__RefHeading___Toc829_2401388243"/>
+      <w:bookmarkStart w:id="19" w:name="__RefHeading___Toc829_1895474408"/>
       <w:bookmarkEnd w:id="19"/>
       <w:r>
         <w:rPr>
-          <w:rFonts w:eastAsia="Arial" w:cs="Arial" w:ascii="Arial" w:hAnsi="Arial"/>
+          <w:rFonts w:eastAsia="Arial" w:cs="Arial"/>
           <w:b/>
           <w:bCs/>
           <w:color w:val="000000"/>
@@ -9000,11 +9000,11 @@
         <w:spacing w:lineRule="exact" w:line="240" w:before="240" w:after="120"/>
         <w:rPr/>
       </w:pPr>
-      <w:bookmarkStart w:id="20" w:name="__RefHeading___Toc831_2401388243"/>
+      <w:bookmarkStart w:id="20" w:name="__RefHeading___Toc831_1895474408"/>
       <w:bookmarkEnd w:id="20"/>
       <w:r>
         <w:rPr>
-          <w:rFonts w:eastAsia="Arial" w:cs="Arial" w:ascii="Arial" w:hAnsi="Arial"/>
+          <w:rFonts w:eastAsia="Arial" w:cs="Arial"/>
           <w:b/>
           <w:bCs/>
           <w:color w:val="000000"/>
@@ -9197,14 +9197,13 @@
     <w:p>
       <w:pPr>
         <w:pStyle w:val="Heading1"/>
-        <w:spacing w:lineRule="auto" w:line="240" w:before="0" w:after="60"/>
-        <w:rPr/>
-      </w:pPr>
-      <w:bookmarkStart w:id="21" w:name="__RefHeading___Toc833_2401388243"/>
+        <w:spacing w:lineRule="auto" w:line="240" w:before="240" w:after="60"/>
+        <w:rPr/>
+      </w:pPr>
+      <w:bookmarkStart w:id="21" w:name="__RefHeading___Toc833_1895474408"/>
       <w:bookmarkEnd w:id="21"/>
       <w:r>
         <w:rPr>
-          <w:rFonts w:ascii="Arial" w:hAnsi="Arial"/>
           <w:b/>
           <w:sz w:val="22"/>
         </w:rPr>
@@ -9228,14 +9227,13 @@
     <w:p>
       <w:pPr>
         <w:pStyle w:val="Heading2"/>
-        <w:spacing w:lineRule="auto" w:line="240" w:before="0" w:after="60"/>
-        <w:rPr/>
-      </w:pPr>
-      <w:bookmarkStart w:id="22" w:name="__RefHeading___Toc835_2401388243"/>
+        <w:spacing w:lineRule="auto" w:line="240" w:before="180" w:after="60"/>
+        <w:rPr/>
+      </w:pPr>
+      <w:bookmarkStart w:id="22" w:name="__RefHeading___Toc835_1895474408"/>
       <w:bookmarkEnd w:id="22"/>
       <w:r>
         <w:rPr>
-          <w:rFonts w:ascii="Arial" w:hAnsi="Arial"/>
           <w:b/>
           <w:sz w:val="22"/>
         </w:rPr>
@@ -9792,14 +9790,13 @@
     <w:p>
       <w:pPr>
         <w:pStyle w:val="Heading2"/>
-        <w:spacing w:lineRule="auto" w:line="240" w:before="0" w:after="60"/>
-        <w:rPr/>
-      </w:pPr>
-      <w:bookmarkStart w:id="23" w:name="__RefHeading___Toc837_2401388243"/>
+        <w:spacing w:lineRule="auto" w:line="240" w:before="180" w:after="60"/>
+        <w:rPr/>
+      </w:pPr>
+      <w:bookmarkStart w:id="23" w:name="__RefHeading___Toc837_1895474408"/>
       <w:bookmarkEnd w:id="23"/>
       <w:r>
         <w:rPr>
-          <w:rFonts w:ascii="Arial" w:hAnsi="Arial"/>
           <w:b/>
           <w:sz w:val="22"/>
         </w:rPr>
@@ -9819,7 +9816,7 @@
           <wp:inline distT="0" distB="0" distL="0" distR="0">
             <wp:extent cx="5577840" cy="3150235"/>
             <wp:effectExtent l="0" t="0" r="0" b="0"/>
-            <wp:docPr id="5" name="Picture 2" descr=""/>
+            <wp:docPr id="5" name="Picture 5" descr=""/>
             <wp:cNvGraphicFramePr>
               <a:graphicFrameLocks xmlns:a="http://schemas.openxmlformats.org/drawingml/2006/main" noChangeAspect="1"/>
             </wp:cNvGraphicFramePr>
@@ -9827,7 +9824,7 @@
               <a:graphicData uri="http://schemas.openxmlformats.org/drawingml/2006/picture">
                 <pic:pic xmlns:pic="http://schemas.openxmlformats.org/drawingml/2006/picture">
                   <pic:nvPicPr>
-                    <pic:cNvPr id="5" name="Picture 2" descr=""/>
+                    <pic:cNvPr id="5" name="Picture 5" descr=""/>
                     <pic:cNvPicPr>
                       <a:picLocks noChangeAspect="1" noChangeArrowheads="1"/>
                     </pic:cNvPicPr>
@@ -9857,14 +9854,13 @@
     <w:p>
       <w:pPr>
         <w:pStyle w:val="Heading2"/>
-        <w:spacing w:lineRule="auto" w:line="240" w:before="0" w:after="60"/>
-        <w:rPr/>
-      </w:pPr>
-      <w:bookmarkStart w:id="24" w:name="__RefHeading___Toc839_2401388243"/>
+        <w:spacing w:lineRule="auto" w:line="240" w:before="180" w:after="60"/>
+        <w:rPr/>
+      </w:pPr>
+      <w:bookmarkStart w:id="24" w:name="__RefHeading___Toc839_1895474408"/>
       <w:bookmarkEnd w:id="24"/>
       <w:r>
         <w:rPr>
-          <w:rFonts w:ascii="Arial" w:hAnsi="Arial"/>
           <w:b/>
           <w:sz w:val="22"/>
         </w:rPr>
@@ -9884,7 +9880,7 @@
           <wp:inline distT="0" distB="0" distL="0" distR="0">
             <wp:extent cx="5577840" cy="3222625"/>
             <wp:effectExtent l="0" t="0" r="0" b="0"/>
-            <wp:docPr id="6" name="Picture 3" descr=""/>
+            <wp:docPr id="6" name="Picture 6" descr=""/>
             <wp:cNvGraphicFramePr>
               <a:graphicFrameLocks xmlns:a="http://schemas.openxmlformats.org/drawingml/2006/main" noChangeAspect="1"/>
             </wp:cNvGraphicFramePr>
@@ -9892,7 +9888,7 @@
               <a:graphicData uri="http://schemas.openxmlformats.org/drawingml/2006/picture">
                 <pic:pic xmlns:pic="http://schemas.openxmlformats.org/drawingml/2006/picture">
                   <pic:nvPicPr>
-                    <pic:cNvPr id="6" name="Picture 3" descr=""/>
+                    <pic:cNvPr id="6" name="Picture 6" descr=""/>
                     <pic:cNvPicPr>
                       <a:picLocks noChangeAspect="1" noChangeArrowheads="1"/>
                     </pic:cNvPicPr>
@@ -9922,14 +9918,13 @@
     <w:p>
       <w:pPr>
         <w:pStyle w:val="Heading2"/>
-        <w:spacing w:lineRule="auto" w:line="240" w:before="0" w:after="60"/>
-        <w:rPr/>
-      </w:pPr>
-      <w:bookmarkStart w:id="25" w:name="__RefHeading___Toc841_2401388243"/>
+        <w:spacing w:lineRule="auto" w:line="240" w:before="180" w:after="60"/>
+        <w:rPr/>
+      </w:pPr>
+      <w:bookmarkStart w:id="25" w:name="__RefHeading___Toc841_1895474408"/>
       <w:bookmarkEnd w:id="25"/>
       <w:r>
         <w:rPr>
-          <w:rFonts w:ascii="Arial" w:hAnsi="Arial"/>
           <w:b/>
           <w:sz w:val="22"/>
         </w:rPr>
@@ -9967,14 +9962,13 @@
     <w:p>
       <w:pPr>
         <w:pStyle w:val="Heading2"/>
-        <w:spacing w:lineRule="auto" w:line="240" w:before="0" w:after="60"/>
-        <w:rPr/>
-      </w:pPr>
-      <w:bookmarkStart w:id="26" w:name="__RefHeading___Toc843_2401388243"/>
+        <w:spacing w:lineRule="auto" w:line="240" w:before="180" w:after="60"/>
+        <w:rPr/>
+      </w:pPr>
+      <w:bookmarkStart w:id="26" w:name="__RefHeading___Toc843_1895474408"/>
       <w:bookmarkEnd w:id="26"/>
       <w:r>
         <w:rPr>
-          <w:rFonts w:ascii="Arial" w:hAnsi="Arial"/>
           <w:b/>
           <w:sz w:val="22"/>
         </w:rPr>
@@ -10001,11 +9995,11 @@
         <w:spacing w:lineRule="exact" w:line="240" w:before="240" w:after="120"/>
         <w:rPr/>
       </w:pPr>
-      <w:bookmarkStart w:id="27" w:name="__RefHeading___Toc845_2401388243"/>
+      <w:bookmarkStart w:id="27" w:name="__RefHeading___Toc845_1895474408"/>
       <w:bookmarkEnd w:id="27"/>
       <w:r>
         <w:rPr>
-          <w:rFonts w:eastAsia="Arial" w:cs="Arial" w:ascii="Arial" w:hAnsi="Arial"/>
+          <w:rFonts w:eastAsia="Arial" w:cs="Arial"/>
           <w:b/>
           <w:bCs/>
           <w:color w:val="000000"/>
@@ -10610,7 +10604,7 @@
       </w:pPr>
     </w:pPrDefault>
   </w:docDefaults>
-  <w:style w:type="paragraph" w:styleId="Normal">
+  <w:style w:type="paragraph" w:styleId="Normal" w:default="1">
     <w:name w:val="Normal"/>
     <w:qFormat/>
     <w:pPr>
@@ -10630,7 +10624,8 @@
   </w:style>
   <w:style w:type="paragraph" w:styleId="Heading1">
     <w:name w:val="Heading 1"/>
-    <w:basedOn w:val="Heading"/>
+    <w:basedOn w:val="Normal"/>
+    <w:next w:val="Normal"/>
     <w:qFormat/>
     <w:pPr>
       <w:spacing w:lineRule="exact" w:line="240" w:before="240" w:after="120"/>
@@ -10647,7 +10642,8 @@
   </w:style>
   <w:style w:type="paragraph" w:styleId="Heading2">
     <w:name w:val="Heading 2"/>
-    <w:basedOn w:val="Heading"/>
+    <w:basedOn w:val="Normal"/>
+    <w:next w:val="Normal"/>
     <w:qFormat/>
     <w:pPr>
       <w:spacing w:lineRule="exact" w:line="240" w:before="180" w:after="80"/>
@@ -10664,7 +10660,8 @@
   </w:style>
   <w:style w:type="paragraph" w:styleId="Heading3">
     <w:name w:val="Heading 3"/>
-    <w:basedOn w:val="Heading"/>
+    <w:basedOn w:val="Normal"/>
+    <w:next w:val="Normal"/>
     <w:qFormat/>
     <w:pPr/>
     <w:rPr>
@@ -10675,7 +10672,8 @@
   </w:style>
   <w:style w:type="paragraph" w:styleId="Heading4">
     <w:name w:val="Heading 4"/>
-    <w:basedOn w:val="Heading"/>
+    <w:basedOn w:val="Normal"/>
+    <w:next w:val="Normal"/>
     <w:qFormat/>
     <w:pPr/>
     <w:rPr>
@@ -10686,7 +10684,8 @@
   </w:style>
   <w:style w:type="paragraph" w:styleId="Heading5">
     <w:name w:val="Heading 5"/>
-    <w:basedOn w:val="Heading"/>
+    <w:basedOn w:val="Normal"/>
+    <w:next w:val="Normal"/>
     <w:qFormat/>
     <w:pPr/>
     <w:rPr>
@@ -10695,7 +10694,8 @@
   </w:style>
   <w:style w:type="paragraph" w:styleId="Heading6">
     <w:name w:val="Heading 6"/>
-    <w:basedOn w:val="Heading"/>
+    <w:basedOn w:val="Normal"/>
+    <w:next w:val="Normal"/>
     <w:qFormat/>
     <w:pPr/>
     <w:rPr>
@@ -10832,7 +10832,8 @@
   </w:style>
   <w:style w:type="paragraph" w:styleId="Title">
     <w:name w:val="Title"/>
-    <w:basedOn w:val="Heading"/>
+    <w:basedOn w:val="Normal"/>
+    <w:next w:val="Normal"/>
     <w:qFormat/>
     <w:pPr/>
     <w:rPr>
@@ -10842,41 +10843,21 @@
   </w:style>
   <w:style w:type="paragraph" w:styleId="StrongEmphasis">
     <w:name w:val="Strong Emphasis"/>
+    <w:basedOn w:val="Normal"/>
+    <w:next w:val="Normal"/>
     <w:qFormat/>
-    <w:pPr>
-      <w:widowControl/>
-      <w:bidi w:val="0"/>
-      <w:spacing w:before="0" w:after="0"/>
-      <w:jc w:val="left"/>
-    </w:pPr>
+    <w:pPr/>
     <w:rPr>
-      <w:rFonts w:ascii="Arial" w:hAnsi="Arial" w:eastAsia="Arial" w:cs="Arial"/>
       <w:b/>
       <w:bCs/>
-      <w:color w:val="000000"/>
-      <w:kern w:val="0"/>
-      <w:sz w:val="22"/>
-      <w:szCs w:val="22"/>
-      <w:lang w:val="en-US" w:eastAsia="zh-CN" w:bidi="hi-IN"/>
     </w:rPr>
   </w:style>
   <w:style w:type="paragraph" w:styleId="ListParagraph">
     <w:name w:val="List Paragraph"/>
+    <w:basedOn w:val="Normal"/>
     <w:qFormat/>
-    <w:pPr>
-      <w:widowControl/>
-      <w:bidi w:val="0"/>
-      <w:spacing w:before="0" w:after="0"/>
-      <w:jc w:val="left"/>
-    </w:pPr>
-    <w:rPr>
-      <w:rFonts w:ascii="Arial" w:hAnsi="Arial" w:eastAsia="Arial" w:cs="Arial"/>
-      <w:color w:val="000000"/>
-      <w:kern w:val="0"/>
-      <w:sz w:val="22"/>
-      <w:szCs w:val="22"/>
-      <w:lang w:val="en-US" w:eastAsia="zh-CN" w:bidi="hi-IN"/>
-    </w:rPr>
+    <w:pPr/>
+    <w:rPr/>
   </w:style>
   <w:style w:type="paragraph" w:styleId="FootnoteText">
     <w:name w:val="Footnote Text"/>
@@ -11226,13 +11207,27 @@
       <w:szCs w:val="22"/>
     </w:rPr>
   </w:style>
+  <w:style w:type="table" w:default="1" w:styleId="TableNormal">
+    <w:name w:val="Normal Table"/>
+    <w:uiPriority w:val="99"/>
+    <w:semiHidden/>
+    <w:unhideWhenUsed/>
+    <w:tblPr>
+      <w:tblCellMar>
+        <w:top w:w="0" w:type="dxa"/>
+        <w:left w:w="108" w:type="dxa"/>
+        <w:bottom w:w="0" w:type="dxa"/>
+        <w:right w:w="108" w:type="dxa"/>
+      </w:tblCellMar>
+    </w:tblPr>
+  </w:style>
 </w:styles>
 </file>
 
 <file path=word/theme/theme1.xml><?xml version="1.0" encoding="utf-8"?>
-<a:theme xmlns:a="http://schemas.openxmlformats.org/drawingml/2006/main" xmlns:r="http://schemas.openxmlformats.org/officeDocument/2006/relationships" name="Office">
+<a:theme xmlns:a="http://schemas.openxmlformats.org/drawingml/2006/main" xmlns:r="http://schemas.openxmlformats.org/officeDocument/2006/relationships" name="Office Theme">
   <a:themeElements>
-    <a:clrScheme name="LibreOffice">
+    <a:clrScheme name="Office">
       <a:dk1>
         <a:srgbClr val="000000"/>
       </a:dk1>
@@ -11240,46 +11235,46 @@
         <a:srgbClr val="ffffff"/>
       </a:lt1>
       <a:dk2>
-        <a:srgbClr val="000000"/>
+        <a:srgbClr val="44546a"/>
       </a:dk2>
       <a:lt2>
-        <a:srgbClr val="ffffff"/>
+        <a:srgbClr val="e7e6e6"/>
       </a:lt2>
       <a:accent1>
-        <a:srgbClr val="18a303"/>
+        <a:srgbClr val="4472c4"/>
       </a:accent1>
       <a:accent2>
-        <a:srgbClr val="0369a3"/>
+        <a:srgbClr val="ed7d31"/>
       </a:accent2>
       <a:accent3>
-        <a:srgbClr val="a33e03"/>
+        <a:srgbClr val="a5a5a5"/>
       </a:accent3>
       <a:accent4>
-        <a:srgbClr val="8e03a3"/>
+        <a:srgbClr val="ffc000"/>
       </a:accent4>
       <a:accent5>
-        <a:srgbClr val="c99c00"/>
+        <a:srgbClr val="5b9bd5"/>
       </a:accent5>
       <a:accent6>
-        <a:srgbClr val="c9211e"/>
+        <a:srgbClr val="70ad47"/>
       </a:accent6>
       <a:hlink>
-        <a:srgbClr val="0000ee"/>
+        <a:srgbClr val="0563c1"/>
       </a:hlink>
       <a:folHlink>
-        <a:srgbClr val="551a8b"/>
+        <a:srgbClr val="954f72"/>
       </a:folHlink>
     </a:clrScheme>
     <a:fontScheme name="Office">
       <a:majorFont>
-        <a:latin typeface="Arial" pitchFamily="0" charset="1"/>
-        <a:ea typeface="DejaVu Sans" pitchFamily="0" charset="1"/>
-        <a:cs typeface="DejaVu Sans" pitchFamily="0" charset="1"/>
+        <a:latin typeface="Calibri Light" panose="020F0302020204030204" pitchFamily="0" charset="1"/>
+        <a:ea typeface=""/>
+        <a:cs typeface=""/>
       </a:majorFont>
       <a:minorFont>
-        <a:latin typeface="Arial" pitchFamily="0" charset="1"/>
-        <a:ea typeface="DejaVu Sans" pitchFamily="0" charset="1"/>
-        <a:cs typeface="DejaVu Sans" pitchFamily="0" charset="1"/>
+        <a:latin typeface="Calibri" panose="020F0502020204030204" pitchFamily="0" charset="1"/>
+        <a:ea typeface=""/>
+        <a:cs typeface=""/>
       </a:minorFont>
     </a:fontScheme>
     <a:fmtScheme>
@@ -11287,25 +11282,67 @@
         <a:solidFill>
           <a:schemeClr val="phClr"/>
         </a:solidFill>
-        <a:solidFill>
-          <a:schemeClr val="phClr"/>
-        </a:solidFill>
-        <a:solidFill>
-          <a:schemeClr val="phClr"/>
-        </a:solidFill>
+        <a:gradFill>
+          <a:gsLst>
+            <a:gs pos="0">
+              <a:schemeClr val="phClr">
+                <a:lumMod val="110000"/>
+                <a:tint val="67000"/>
+              </a:schemeClr>
+            </a:gs>
+            <a:gs pos="50000">
+              <a:schemeClr val="phClr">
+                <a:lumMod val="105000"/>
+                <a:tint val="73000"/>
+              </a:schemeClr>
+            </a:gs>
+            <a:gs pos="100000">
+              <a:schemeClr val="phClr">
+                <a:lumMod val="105000"/>
+                <a:tint val="81000"/>
+              </a:schemeClr>
+            </a:gs>
+          </a:gsLst>
+          <a:lin ang="5400000" scaled="0"/>
+          <a:tileRect l="0" t="0" r="0" b="0"/>
+        </a:gradFill>
+        <a:gradFill>
+          <a:gsLst>
+            <a:gs pos="0">
+              <a:schemeClr val="phClr">
+                <a:lumMod val="102000"/>
+                <a:tint val="94000"/>
+              </a:schemeClr>
+            </a:gs>
+            <a:gs pos="50000">
+              <a:schemeClr val="phClr">
+                <a:lumMod val="100000"/>
+                <a:shade val="100000"/>
+              </a:schemeClr>
+            </a:gs>
+            <a:gs pos="100000">
+              <a:schemeClr val="phClr">
+                <a:lumMod val="99000"/>
+                <a:shade val="78000"/>
+              </a:schemeClr>
+            </a:gs>
+          </a:gsLst>
+          <a:lin ang="5400000" scaled="0"/>
+          <a:tileRect l="0" t="0" r="0" b="0"/>
+        </a:gradFill>
       </a:fillStyleLst>
       <a:lnStyleLst>
         <a:ln w="6350" cap="flat" cmpd="sng" algn="ctr">
           <a:prstDash val="solid"/>
-          <a:miter/>
+          <a:miter lim="800000"/>
         </a:ln>
-        <a:ln w="6350" cap="flat" cmpd="sng" algn="ctr">
+        <a:ln w="12700" cap="flat" cmpd="sng" algn="ctr">
           <a:prstDash val="solid"/>
-          <a:miter/>
+          <a:miter lim="800000"/>
         </a:ln>
-        <a:ln w="6350" cap="flat" cmpd="sng" algn="ctr">
+        <a:ln w="19050" cap="flat" cmpd="sng" algn="ctr">
           <a:prstDash val="solid"/>
-          <a:miter/>
+          <a:miter lim="800000"/>
         </a:ln>
       </a:lnStyleLst>
       <a:effectStyleLst>
@@ -11324,11 +11361,35 @@
           <a:schemeClr val="phClr"/>
         </a:solidFill>
         <a:solidFill>
-          <a:schemeClr val="phClr"/>
+          <a:schemeClr val="phClr">
+            <a:tint val="95000"/>
+          </a:schemeClr>
         </a:solidFill>
-        <a:solidFill>
-          <a:schemeClr val="phClr"/>
-        </a:solidFill>
+        <a:gradFill>
+          <a:gsLst>
+            <a:gs pos="0">
+              <a:schemeClr val="phClr">
+                <a:tint val="93000"/>
+                <a:shade val="98000"/>
+                <a:lumMod val="102000"/>
+              </a:schemeClr>
+            </a:gs>
+            <a:gs pos="50000">
+              <a:schemeClr val="phClr">
+                <a:tint val="98000"/>
+                <a:shade val="90000"/>
+                <a:lumMod val="103000"/>
+              </a:schemeClr>
+            </a:gs>
+            <a:gs pos="100000">
+              <a:schemeClr val="phClr">
+                <a:shade val="63000"/>
+              </a:schemeClr>
+            </a:gs>
+          </a:gsLst>
+          <a:lin ang="5400000" scaled="0"/>
+          <a:tileRect l="0" t="0" r="0" b="0"/>
+        </a:gradFill>
       </a:bgFillStyleLst>
     </a:fmtScheme>
   </a:themeElements>

--- a/reporte/Reporte_Tecnico_Prototipo_CGR_1.8.2.docx
+++ b/reporte/Reporte_Tecnico_Prototipo_CGR_1.8.2.docx
@@ -262,7 +262,7 @@
         <w:spacing w:lineRule="exact" w:line="240" w:before="240" w:after="120"/>
         <w:rPr/>
       </w:pPr>
-      <w:bookmarkStart w:id="0" w:name="__RefHeading___Toc791_1895474408"/>
+      <w:bookmarkStart w:id="0" w:name="__RefHeading___Toc791_3839441660"/>
       <w:bookmarkEnd w:id="0"/>
       <w:r>
         <w:rPr>
@@ -369,7 +369,7 @@
             </w:rPr>
             <w:fldChar w:fldCharType="separate"/>
           </w:r>
-          <w:hyperlink w:anchor="__RefHeading___Toc791_1895474408">
+          <w:hyperlink w:anchor="__RefHeading___Toc791_3839441660">
             <w:r>
               <w:rPr>
                 <w:rStyle w:val="IndexLink"/>
@@ -389,7 +389,7 @@
             </w:tabs>
             <w:rPr/>
           </w:pPr>
-          <w:hyperlink w:anchor="__RefHeading___Toc793_1895474408">
+          <w:hyperlink w:anchor="__RefHeading___Toc793_3839441660">
             <w:r>
               <w:rPr>
                 <w:rStyle w:val="IndexLink"/>
@@ -409,7 +409,7 @@
             </w:tabs>
             <w:rPr/>
           </w:pPr>
-          <w:hyperlink w:anchor="__RefHeading___Toc795_1895474408">
+          <w:hyperlink w:anchor="__RefHeading___Toc795_3839441660">
             <w:r>
               <w:rPr>
                 <w:rStyle w:val="IndexLink"/>
@@ -429,7 +429,7 @@
             </w:tabs>
             <w:rPr/>
           </w:pPr>
-          <w:hyperlink w:anchor="__RefHeading___Toc797_1895474408">
+          <w:hyperlink w:anchor="__RefHeading___Toc797_3839441660">
             <w:r>
               <w:rPr>
                 <w:rStyle w:val="IndexLink"/>
@@ -449,7 +449,7 @@
             </w:tabs>
             <w:rPr/>
           </w:pPr>
-          <w:hyperlink w:anchor="__RefHeading___Toc799_1895474408">
+          <w:hyperlink w:anchor="__RefHeading___Toc799_3839441660">
             <w:r>
               <w:rPr>
                 <w:rStyle w:val="IndexLink"/>
@@ -469,7 +469,7 @@
             </w:tabs>
             <w:rPr/>
           </w:pPr>
-          <w:hyperlink w:anchor="__RefHeading___Toc801_1895474408">
+          <w:hyperlink w:anchor="__RefHeading___Toc801_3839441660">
             <w:r>
               <w:rPr>
                 <w:rStyle w:val="IndexLink"/>
@@ -489,7 +489,7 @@
             </w:tabs>
             <w:rPr/>
           </w:pPr>
-          <w:hyperlink w:anchor="__RefHeading___Toc803_1895474408">
+          <w:hyperlink w:anchor="__RefHeading___Toc803_3839441660">
             <w:r>
               <w:rPr>
                 <w:rStyle w:val="IndexLink"/>
@@ -509,7 +509,7 @@
             </w:tabs>
             <w:rPr/>
           </w:pPr>
-          <w:hyperlink w:anchor="__RefHeading___Toc805_1895474408">
+          <w:hyperlink w:anchor="__RefHeading___Toc805_3839441660">
             <w:r>
               <w:rPr>
                 <w:rStyle w:val="IndexLink"/>
@@ -529,7 +529,7 @@
             </w:tabs>
             <w:rPr/>
           </w:pPr>
-          <w:hyperlink w:anchor="__RefHeading___Toc807_1895474408">
+          <w:hyperlink w:anchor="__RefHeading___Toc807_3839441660">
             <w:r>
               <w:rPr>
                 <w:rStyle w:val="IndexLink"/>
@@ -549,7 +549,7 @@
             </w:tabs>
             <w:rPr/>
           </w:pPr>
-          <w:hyperlink w:anchor="__RefHeading___Toc809_1895474408">
+          <w:hyperlink w:anchor="__RefHeading___Toc809_3839441660">
             <w:r>
               <w:rPr>
                 <w:rStyle w:val="IndexLink"/>
@@ -569,7 +569,7 @@
             </w:tabs>
             <w:rPr/>
           </w:pPr>
-          <w:hyperlink w:anchor="__RefHeading___Toc811_1895474408">
+          <w:hyperlink w:anchor="__RefHeading___Toc811_3839441660">
             <w:r>
               <w:rPr>
                 <w:rStyle w:val="IndexLink"/>
@@ -589,7 +589,7 @@
             </w:tabs>
             <w:rPr/>
           </w:pPr>
-          <w:hyperlink w:anchor="__RefHeading___Toc813_1895474408">
+          <w:hyperlink w:anchor="__RefHeading___Toc813_3839441660">
             <w:r>
               <w:rPr>
                 <w:rStyle w:val="IndexLink"/>
@@ -609,7 +609,7 @@
             </w:tabs>
             <w:rPr/>
           </w:pPr>
-          <w:hyperlink w:anchor="__RefHeading___Toc815_1895474408">
+          <w:hyperlink w:anchor="__RefHeading___Toc815_3839441660">
             <w:r>
               <w:rPr>
                 <w:rStyle w:val="IndexLink"/>
@@ -629,7 +629,7 @@
             </w:tabs>
             <w:rPr/>
           </w:pPr>
-          <w:hyperlink w:anchor="__RefHeading___Toc817_1895474408">
+          <w:hyperlink w:anchor="__RefHeading___Toc817_3839441660">
             <w:r>
               <w:rPr>
                 <w:rStyle w:val="IndexLink"/>
@@ -649,7 +649,7 @@
             </w:tabs>
             <w:rPr/>
           </w:pPr>
-          <w:hyperlink w:anchor="__RefHeading___Toc819_1895474408">
+          <w:hyperlink w:anchor="__RefHeading___Toc819_3839441660">
             <w:r>
               <w:rPr>
                 <w:rStyle w:val="IndexLink"/>
@@ -669,7 +669,7 @@
             </w:tabs>
             <w:rPr/>
           </w:pPr>
-          <w:hyperlink w:anchor="__RefHeading___Toc821_1895474408">
+          <w:hyperlink w:anchor="__RefHeading___Toc821_3839441660">
             <w:r>
               <w:rPr>
                 <w:rStyle w:val="IndexLink"/>
@@ -689,7 +689,7 @@
             </w:tabs>
             <w:rPr/>
           </w:pPr>
-          <w:hyperlink w:anchor="__RefHeading___Toc823_1895474408">
+          <w:hyperlink w:anchor="__RefHeading___Toc823_3839441660">
             <w:r>
               <w:rPr>
                 <w:rStyle w:val="IndexLink"/>
@@ -709,7 +709,7 @@
             </w:tabs>
             <w:rPr/>
           </w:pPr>
-          <w:hyperlink w:anchor="__RefHeading___Toc825_1895474408">
+          <w:hyperlink w:anchor="__RefHeading___Toc825_3839441660">
             <w:r>
               <w:rPr>
                 <w:rStyle w:val="IndexLink"/>
@@ -729,7 +729,7 @@
             </w:tabs>
             <w:rPr/>
           </w:pPr>
-          <w:hyperlink w:anchor="__RefHeading___Toc827_1895474408">
+          <w:hyperlink w:anchor="__RefHeading___Toc827_3839441660">
             <w:r>
               <w:rPr>
                 <w:rStyle w:val="IndexLink"/>
@@ -749,7 +749,7 @@
             </w:tabs>
             <w:rPr/>
           </w:pPr>
-          <w:hyperlink w:anchor="__RefHeading___Toc829_1895474408">
+          <w:hyperlink w:anchor="__RefHeading___Toc829_3839441660">
             <w:r>
               <w:rPr>
                 <w:rStyle w:val="IndexLink"/>
@@ -769,7 +769,7 @@
             </w:tabs>
             <w:rPr/>
           </w:pPr>
-          <w:hyperlink w:anchor="__RefHeading___Toc831_1895474408">
+          <w:hyperlink w:anchor="__RefHeading___Toc831_3839441660">
             <w:r>
               <w:rPr>
                 <w:rStyle w:val="IndexLink"/>
@@ -789,7 +789,7 @@
             </w:tabs>
             <w:rPr/>
           </w:pPr>
-          <w:hyperlink w:anchor="__RefHeading___Toc833_1895474408">
+          <w:hyperlink w:anchor="__RefHeading___Toc833_3839441660">
             <w:r>
               <w:rPr>
                 <w:rStyle w:val="IndexLink"/>
@@ -809,7 +809,7 @@
             </w:tabs>
             <w:rPr/>
           </w:pPr>
-          <w:hyperlink w:anchor="__RefHeading___Toc835_1895474408">
+          <w:hyperlink w:anchor="__RefHeading___Toc835_3839441660">
             <w:r>
               <w:rPr>
                 <w:rStyle w:val="IndexLink"/>
@@ -829,7 +829,7 @@
             </w:tabs>
             <w:rPr/>
           </w:pPr>
-          <w:hyperlink w:anchor="__RefHeading___Toc837_1895474408">
+          <w:hyperlink w:anchor="__RefHeading___Toc837_3839441660">
             <w:r>
               <w:rPr>
                 <w:rStyle w:val="IndexLink"/>
@@ -849,7 +849,7 @@
             </w:tabs>
             <w:rPr/>
           </w:pPr>
-          <w:hyperlink w:anchor="__RefHeading___Toc839_1895474408">
+          <w:hyperlink w:anchor="__RefHeading___Toc839_3839441660">
             <w:r>
               <w:rPr>
                 <w:rStyle w:val="IndexLink"/>
@@ -869,7 +869,7 @@
             </w:tabs>
             <w:rPr/>
           </w:pPr>
-          <w:hyperlink w:anchor="__RefHeading___Toc841_1895474408">
+          <w:hyperlink w:anchor="__RefHeading___Toc841_3839441660">
             <w:r>
               <w:rPr>
                 <w:rStyle w:val="IndexLink"/>
@@ -889,7 +889,7 @@
             </w:tabs>
             <w:rPr/>
           </w:pPr>
-          <w:hyperlink w:anchor="__RefHeading___Toc843_1895474408">
+          <w:hyperlink w:anchor="__RefHeading___Toc843_3839441660">
             <w:r>
               <w:rPr>
                 <w:rStyle w:val="IndexLink"/>
@@ -909,7 +909,7 @@
             </w:tabs>
             <w:rPr/>
           </w:pPr>
-          <w:hyperlink w:anchor="__RefHeading___Toc845_1895474408">
+          <w:hyperlink w:anchor="__RefHeading___Toc845_3839441660">
             <w:r>
               <w:rPr>
                 <w:rStyle w:val="IndexLink"/>
@@ -949,7 +949,7 @@
         <w:spacing w:lineRule="exact" w:line="240" w:before="240" w:after="120"/>
         <w:rPr/>
       </w:pPr>
-      <w:bookmarkStart w:id="1" w:name="__RefHeading___Toc793_1895474408"/>
+      <w:bookmarkStart w:id="1" w:name="__RefHeading___Toc793_3839441660"/>
       <w:bookmarkEnd w:id="1"/>
       <w:r>
         <w:rPr>
@@ -1095,7 +1095,7 @@
         <w:spacing w:lineRule="exact" w:line="240" w:before="240" w:after="120"/>
         <w:rPr/>
       </w:pPr>
-      <w:bookmarkStart w:id="2" w:name="__RefHeading___Toc795_1895474408"/>
+      <w:bookmarkStart w:id="2" w:name="__RefHeading___Toc795_3839441660"/>
       <w:bookmarkEnd w:id="2"/>
       <w:r>
         <w:rPr>
@@ -1187,7 +1187,7 @@
         <w:spacing w:lineRule="exact" w:line="240" w:before="240" w:after="120"/>
         <w:rPr/>
       </w:pPr>
-      <w:bookmarkStart w:id="3" w:name="__RefHeading___Toc797_1895474408"/>
+      <w:bookmarkStart w:id="3" w:name="__RefHeading___Toc797_3839441660"/>
       <w:bookmarkEnd w:id="3"/>
       <w:r>
         <w:rPr>
@@ -2501,7 +2501,7 @@
         <w:spacing w:lineRule="exact" w:line="240" w:before="240" w:after="120"/>
         <w:rPr/>
       </w:pPr>
-      <w:bookmarkStart w:id="4" w:name="__RefHeading___Toc799_1895474408"/>
+      <w:bookmarkStart w:id="4" w:name="__RefHeading___Toc799_3839441660"/>
       <w:bookmarkEnd w:id="4"/>
       <w:r>
         <w:rPr>
@@ -3078,7 +3078,7 @@
         <w:spacing w:lineRule="exact" w:line="240" w:before="240" w:after="120"/>
         <w:rPr/>
       </w:pPr>
-      <w:bookmarkStart w:id="5" w:name="__RefHeading___Toc801_1895474408"/>
+      <w:bookmarkStart w:id="5" w:name="__RefHeading___Toc801_3839441660"/>
       <w:bookmarkEnd w:id="5"/>
       <w:r>
         <w:rPr>
@@ -3134,7 +3134,7 @@
         <w:spacing w:lineRule="exact" w:line="240" w:before="240" w:after="120"/>
         <w:rPr/>
       </w:pPr>
-      <w:bookmarkStart w:id="6" w:name="__RefHeading___Toc803_1895474408"/>
+      <w:bookmarkStart w:id="6" w:name="__RefHeading___Toc803_3839441660"/>
       <w:bookmarkEnd w:id="6"/>
       <w:r>
         <w:rPr>
@@ -3172,7 +3172,7 @@
         <w:spacing w:lineRule="exact" w:line="240" w:before="240" w:after="120"/>
         <w:rPr/>
       </w:pPr>
-      <w:bookmarkStart w:id="7" w:name="__RefHeading___Toc805_1895474408"/>
+      <w:bookmarkStart w:id="7" w:name="__RefHeading___Toc805_3839441660"/>
       <w:bookmarkEnd w:id="7"/>
       <w:r>
         <w:rPr>
@@ -3192,7 +3192,7 @@
         <w:spacing w:lineRule="exact" w:line="240" w:before="180" w:after="80"/>
         <w:rPr/>
       </w:pPr>
-      <w:bookmarkStart w:id="8" w:name="__RefHeading___Toc807_1895474408"/>
+      <w:bookmarkStart w:id="8" w:name="__RefHeading___Toc807_3839441660"/>
       <w:bookmarkEnd w:id="8"/>
       <w:r>
         <w:rPr>
@@ -3963,7 +3963,7 @@
         <w:spacing w:lineRule="exact" w:line="240" w:before="180" w:after="80"/>
         <w:rPr/>
       </w:pPr>
-      <w:bookmarkStart w:id="9" w:name="__RefHeading___Toc809_1895474408"/>
+      <w:bookmarkStart w:id="9" w:name="__RefHeading___Toc809_3839441660"/>
       <w:bookmarkEnd w:id="9"/>
       <w:r>
         <w:rPr>
@@ -4101,7 +4101,7 @@
         <w:spacing w:lineRule="exact" w:line="240" w:before="180" w:after="80"/>
         <w:rPr/>
       </w:pPr>
-      <w:bookmarkStart w:id="10" w:name="__RefHeading___Toc811_1895474408"/>
+      <w:bookmarkStart w:id="10" w:name="__RefHeading___Toc811_3839441660"/>
       <w:bookmarkEnd w:id="10"/>
       <w:r>
         <w:rPr>
@@ -4969,7 +4969,7 @@
         <w:spacing w:lineRule="exact" w:line="240" w:before="180" w:after="80"/>
         <w:rPr/>
       </w:pPr>
-      <w:bookmarkStart w:id="11" w:name="__RefHeading___Toc813_1895474408"/>
+      <w:bookmarkStart w:id="11" w:name="__RefHeading___Toc813_3839441660"/>
       <w:bookmarkEnd w:id="11"/>
       <w:r>
         <w:rPr>
@@ -6441,7 +6441,7 @@
         <w:spacing w:lineRule="exact" w:line="240" w:before="180" w:after="80"/>
         <w:rPr/>
       </w:pPr>
-      <w:bookmarkStart w:id="12" w:name="__RefHeading___Toc815_1895474408"/>
+      <w:bookmarkStart w:id="12" w:name="__RefHeading___Toc815_3839441660"/>
       <w:bookmarkEnd w:id="12"/>
       <w:r>
         <w:rPr>
@@ -6497,7 +6497,7 @@
         <w:spacing w:lineRule="exact" w:line="240" w:before="180" w:after="80"/>
         <w:rPr/>
       </w:pPr>
-      <w:bookmarkStart w:id="13" w:name="__RefHeading___Toc817_1895474408"/>
+      <w:bookmarkStart w:id="13" w:name="__RefHeading___Toc817_3839441660"/>
       <w:bookmarkEnd w:id="13"/>
       <w:r>
         <w:rPr>
@@ -6615,7 +6615,7 @@
         <w:spacing w:lineRule="exact" w:line="240" w:before="180" w:after="80"/>
         <w:rPr/>
       </w:pPr>
-      <w:bookmarkStart w:id="14" w:name="__RefHeading___Toc819_1895474408"/>
+      <w:bookmarkStart w:id="14" w:name="__RefHeading___Toc819_3839441660"/>
       <w:bookmarkEnd w:id="14"/>
       <w:r>
         <w:rPr>
@@ -7297,7 +7297,7 @@
         <w:spacing w:lineRule="exact" w:line="240" w:before="180" w:after="80"/>
         <w:rPr/>
       </w:pPr>
-      <w:bookmarkStart w:id="15" w:name="__RefHeading___Toc821_1895474408"/>
+      <w:bookmarkStart w:id="15" w:name="__RefHeading___Toc821_3839441660"/>
       <w:bookmarkEnd w:id="15"/>
       <w:r>
         <w:rPr>
@@ -7442,7 +7442,7 @@
         <w:spacing w:lineRule="exact" w:line="240" w:before="180" w:after="80"/>
         <w:rPr/>
       </w:pPr>
-      <w:bookmarkStart w:id="16" w:name="__RefHeading___Toc823_1895474408"/>
+      <w:bookmarkStart w:id="16" w:name="__RefHeading___Toc823_3839441660"/>
       <w:bookmarkEnd w:id="16"/>
       <w:r>
         <w:rPr>
@@ -8008,7 +8008,7 @@
         <w:spacing w:lineRule="exact" w:line="240" w:before="180" w:after="80"/>
         <w:rPr/>
       </w:pPr>
-      <w:bookmarkStart w:id="17" w:name="__RefHeading___Toc825_1895474408"/>
+      <w:bookmarkStart w:id="17" w:name="__RefHeading___Toc825_3839441660"/>
       <w:bookmarkEnd w:id="17"/>
       <w:r>
         <w:rPr>
@@ -8128,7 +8128,7 @@
         <w:spacing w:lineRule="exact" w:line="240" w:before="180" w:after="80"/>
         <w:rPr/>
       </w:pPr>
-      <w:bookmarkStart w:id="18" w:name="__RefHeading___Toc827_1895474408"/>
+      <w:bookmarkStart w:id="18" w:name="__RefHeading___Toc827_3839441660"/>
       <w:bookmarkEnd w:id="18"/>
       <w:r>
         <w:rPr>
@@ -8944,7 +8944,7 @@
         <w:spacing w:lineRule="exact" w:line="240" w:before="240" w:after="120"/>
         <w:rPr/>
       </w:pPr>
-      <w:bookmarkStart w:id="19" w:name="__RefHeading___Toc829_1895474408"/>
+      <w:bookmarkStart w:id="19" w:name="__RefHeading___Toc829_3839441660"/>
       <w:bookmarkEnd w:id="19"/>
       <w:r>
         <w:rPr>
@@ -9000,7 +9000,7 @@
         <w:spacing w:lineRule="exact" w:line="240" w:before="240" w:after="120"/>
         <w:rPr/>
       </w:pPr>
-      <w:bookmarkStart w:id="20" w:name="__RefHeading___Toc831_1895474408"/>
+      <w:bookmarkStart w:id="20" w:name="__RefHeading___Toc831_3839441660"/>
       <w:bookmarkEnd w:id="20"/>
       <w:r>
         <w:rPr>
@@ -9200,7 +9200,7 @@
         <w:spacing w:lineRule="auto" w:line="240" w:before="240" w:after="60"/>
         <w:rPr/>
       </w:pPr>
-      <w:bookmarkStart w:id="21" w:name="__RefHeading___Toc833_1895474408"/>
+      <w:bookmarkStart w:id="21" w:name="__RefHeading___Toc833_3839441660"/>
       <w:bookmarkEnd w:id="21"/>
       <w:r>
         <w:rPr>
@@ -9230,7 +9230,7 @@
         <w:spacing w:lineRule="auto" w:line="240" w:before="180" w:after="60"/>
         <w:rPr/>
       </w:pPr>
-      <w:bookmarkStart w:id="22" w:name="__RefHeading___Toc835_1895474408"/>
+      <w:bookmarkStart w:id="22" w:name="__RefHeading___Toc835_3839441660"/>
       <w:bookmarkEnd w:id="22"/>
       <w:r>
         <w:rPr>
@@ -9793,7 +9793,7 @@
         <w:spacing w:lineRule="auto" w:line="240" w:before="180" w:after="60"/>
         <w:rPr/>
       </w:pPr>
-      <w:bookmarkStart w:id="23" w:name="__RefHeading___Toc837_1895474408"/>
+      <w:bookmarkStart w:id="23" w:name="__RefHeading___Toc837_3839441660"/>
       <w:bookmarkEnd w:id="23"/>
       <w:r>
         <w:rPr>
@@ -9857,7 +9857,7 @@
         <w:spacing w:lineRule="auto" w:line="240" w:before="180" w:after="60"/>
         <w:rPr/>
       </w:pPr>
-      <w:bookmarkStart w:id="24" w:name="__RefHeading___Toc839_1895474408"/>
+      <w:bookmarkStart w:id="24" w:name="__RefHeading___Toc839_3839441660"/>
       <w:bookmarkEnd w:id="24"/>
       <w:r>
         <w:rPr>
@@ -9921,7 +9921,7 @@
         <w:spacing w:lineRule="auto" w:line="240" w:before="180" w:after="60"/>
         <w:rPr/>
       </w:pPr>
-      <w:bookmarkStart w:id="25" w:name="__RefHeading___Toc841_1895474408"/>
+      <w:bookmarkStart w:id="25" w:name="__RefHeading___Toc841_3839441660"/>
       <w:bookmarkEnd w:id="25"/>
       <w:r>
         <w:rPr>
@@ -9965,7 +9965,7 @@
         <w:spacing w:lineRule="auto" w:line="240" w:before="180" w:after="60"/>
         <w:rPr/>
       </w:pPr>
-      <w:bookmarkStart w:id="26" w:name="__RefHeading___Toc843_1895474408"/>
+      <w:bookmarkStart w:id="26" w:name="__RefHeading___Toc843_3839441660"/>
       <w:bookmarkEnd w:id="26"/>
       <w:r>
         <w:rPr>
@@ -9995,7 +9995,7 @@
         <w:spacing w:lineRule="exact" w:line="240" w:before="240" w:after="120"/>
         <w:rPr/>
       </w:pPr>
-      <w:bookmarkStart w:id="27" w:name="__RefHeading___Toc845_1895474408"/>
+      <w:bookmarkStart w:id="27" w:name="__RefHeading___Toc845_3839441660"/>
       <w:bookmarkEnd w:id="27"/>
       <w:r>
         <w:rPr>
